--- a/Documentation/informes/Plan_Iteracion_Sprint5_RespiCare.docx
+++ b/Documentation/informes/Plan_Iteracion_Sprint5_RespiCare.docx
@@ -697,6 +697,190 @@
           <w:sz w:val="24"/>
         </w:rPr>
         <w:t>Entregables de otras iteraciones (Sprint 4 y anteriores ya cerrados; Sprint 6 y posteriores aún no iniciados).</w:t>
+      </w:r>
+    </w:p>
+    <w:p>
+      <w:pPr>
+        <w:jc w:val="both"/>
+      </w:pPr>
+      <w:r>
+        <w:rPr>
+          <w:rFonts w:ascii="Times New Roman" w:hAnsi="Times New Roman" w:cs="Times New Roman"/>
+          <w:b/>
+          <w:i w:val="0"/>
+          <w:sz w:val="24"/>
+        </w:rPr>
+        <w:t>Requerimientos Funcionales relacionados</w:t>
+      </w:r>
+      <w:r>
+        <w:rPr>
+          <w:rFonts w:ascii="Times New Roman" w:hAnsi="Times New Roman" w:cs="Times New Roman"/>
+          <w:b w:val="0"/>
+          <w:i w:val="0"/>
+          <w:sz w:val="24"/>
+        </w:rPr>
+        <w:t xml:space="preserve"> (Documentation/trazabilidad/Matriz_Trazabilidad_RespiCare.xlsx):</w:t>
+      </w:r>
+    </w:p>
+    <w:p>
+      <w:pPr>
+        <w:pStyle w:val="ListBullet"/>
+      </w:pPr>
+      <w:r>
+        <w:rPr>
+          <w:rFonts w:ascii="Times New Roman" w:hAnsi="Times New Roman" w:cs="Times New Roman"/>
+          <w:b/>
+          <w:i w:val="0"/>
+          <w:sz w:val="24"/>
+        </w:rPr>
+        <w:t>RF-002</w:t>
+      </w:r>
+      <w:r>
+        <w:rPr>
+          <w:rFonts w:ascii="Times New Roman" w:hAnsi="Times New Roman" w:cs="Times New Roman"/>
+          <w:b w:val="0"/>
+          <w:i w:val="0"/>
+          <w:sz w:val="24"/>
+        </w:rPr>
+        <w:t>: Diagnóstico inteligente de síntomas — extensión</w:t>
+      </w:r>
+    </w:p>
+    <w:p>
+      <w:pPr>
+        <w:pStyle w:val="ListBullet"/>
+      </w:pPr>
+      <w:r>
+        <w:rPr>
+          <w:rFonts w:ascii="Times New Roman" w:hAnsi="Times New Roman" w:cs="Times New Roman"/>
+          <w:b/>
+          <w:i w:val="0"/>
+          <w:sz w:val="24"/>
+        </w:rPr>
+        <w:t>RF-004</w:t>
+      </w:r>
+      <w:r>
+        <w:rPr>
+          <w:rFonts w:ascii="Times New Roman" w:hAnsi="Times New Roman" w:cs="Times New Roman"/>
+          <w:b w:val="0"/>
+          <w:i w:val="0"/>
+          <w:sz w:val="24"/>
+        </w:rPr>
+        <w:t>: Reglas clínicas de emergencia</w:t>
+      </w:r>
+    </w:p>
+    <w:p>
+      <w:pPr>
+        <w:pStyle w:val="ListBullet"/>
+      </w:pPr>
+      <w:r>
+        <w:rPr>
+          <w:rFonts w:ascii="Times New Roman" w:hAnsi="Times New Roman" w:cs="Times New Roman"/>
+          <w:b/>
+          <w:i w:val="0"/>
+          <w:sz w:val="24"/>
+        </w:rPr>
+        <w:t>RF-005</w:t>
+      </w:r>
+      <w:r>
+        <w:rPr>
+          <w:rFonts w:ascii="Times New Roman" w:hAnsi="Times New Roman" w:cs="Times New Roman"/>
+          <w:b w:val="0"/>
+          <w:i w:val="0"/>
+          <w:sz w:val="24"/>
+        </w:rPr>
+        <w:t>: Validación de coherencia médica</w:t>
+      </w:r>
+    </w:p>
+    <w:p>
+      <w:pPr>
+        <w:pStyle w:val="ListBullet"/>
+      </w:pPr>
+      <w:r>
+        <w:rPr>
+          <w:rFonts w:ascii="Times New Roman" w:hAnsi="Times New Roman" w:cs="Times New Roman"/>
+          <w:b/>
+          <w:i w:val="0"/>
+          <w:sz w:val="24"/>
+        </w:rPr>
+        <w:t>RF-009</w:t>
+      </w:r>
+      <w:r>
+        <w:rPr>
+          <w:rFonts w:ascii="Times New Roman" w:hAnsi="Times New Roman" w:cs="Times New Roman"/>
+          <w:b w:val="0"/>
+          <w:i w:val="0"/>
+          <w:sz w:val="24"/>
+        </w:rPr>
+        <w:t>: Sistema de alertas y notificaciones — asociado temáticamente — las reglas de emergencia disparan alertas</w:t>
+      </w:r>
+    </w:p>
+    <w:p>
+      <w:pPr>
+        <w:jc w:val="both"/>
+      </w:pPr>
+      <w:r>
+        <w:rPr>
+          <w:rFonts w:ascii="Times New Roman" w:hAnsi="Times New Roman" w:cs="Times New Roman"/>
+          <w:b/>
+          <w:i w:val="0"/>
+          <w:sz w:val="24"/>
+        </w:rPr>
+        <w:t>Requerimientos No Funcionales relacionados</w:t>
+      </w:r>
+      <w:r>
+        <w:rPr>
+          <w:rFonts w:ascii="Times New Roman" w:hAnsi="Times New Roman" w:cs="Times New Roman"/>
+          <w:b w:val="0"/>
+          <w:i w:val="0"/>
+          <w:sz w:val="24"/>
+        </w:rPr>
+        <w:t xml:space="preserve"> (FD03-EPIS-Informe SRS de Proyecto.docx, Cuadro de Requerimientos No Funcionales):</w:t>
+      </w:r>
+    </w:p>
+    <w:p>
+      <w:pPr>
+        <w:pStyle w:val="ListBullet"/>
+      </w:pPr>
+      <w:r>
+        <w:rPr>
+          <w:rFonts w:ascii="Times New Roman" w:hAnsi="Times New Roman" w:cs="Times New Roman"/>
+          <w:b/>
+          <w:i w:val="0"/>
+          <w:sz w:val="24"/>
+        </w:rPr>
+        <w:t>RNF-007</w:t>
+      </w:r>
+      <w:r>
+        <w:rPr>
+          <w:rFonts w:ascii="Times New Roman" w:hAnsi="Times New Roman" w:cs="Times New Roman"/>
+          <w:b w:val="0"/>
+          <w:i w:val="0"/>
+          <w:sz w:val="24"/>
+        </w:rPr>
+        <w:t>: Precisión</w:t>
+      </w:r>
+    </w:p>
+    <w:p>
+      <w:pPr>
+        <w:pStyle w:val="ListBullet"/>
+      </w:pPr>
+      <w:r>
+        <w:rPr>
+          <w:rFonts w:ascii="Times New Roman" w:hAnsi="Times New Roman" w:cs="Times New Roman"/>
+          <w:b/>
+          <w:i w:val="0"/>
+          <w:sz w:val="24"/>
+        </w:rPr>
+        <w:t>RNF-010</w:t>
+      </w:r>
+      <w:r>
+        <w:rPr>
+          <w:rFonts w:ascii="Times New Roman" w:hAnsi="Times New Roman" w:cs="Times New Roman"/>
+          <w:b w:val="0"/>
+          <w:i w:val="0"/>
+          <w:sz w:val="24"/>
+        </w:rPr>
+        <w:t>: Confiabilidad</w:t>
       </w:r>
     </w:p>
     <w:p>
@@ -2785,6 +2969,684 @@
     <w:p/>
     <w:p>
       <w:pPr>
+        <w:jc w:val="both"/>
+      </w:pPr>
+      <w:r>
+        <w:rPr>
+          <w:rFonts w:ascii="Times New Roman" w:hAnsi="Times New Roman" w:cs="Times New Roman"/>
+          <w:b/>
+          <w:i w:val="0"/>
+          <w:sz w:val="24"/>
+        </w:rPr>
+        <w:t>Evidencia de código (extractos reales verificados del repositorio):</w:t>
+      </w:r>
+    </w:p>
+    <w:p>
+      <w:pPr>
+        <w:jc w:val="both"/>
+      </w:pPr>
+      <w:r>
+        <w:rPr>
+          <w:rFonts w:ascii="Times New Roman" w:hAnsi="Times New Roman" w:cs="Times New Roman"/>
+          <w:b w:val="0"/>
+          <w:i/>
+          <w:sz w:val="24"/>
+        </w:rPr>
+        <w:t>Entregable: Sistema de reglas de emergencia / validación de coherencia médica</w:t>
+      </w:r>
+    </w:p>
+    <w:p>
+      <w:pPr>
+        <w:jc w:val="both"/>
+      </w:pPr>
+      <w:r>
+        <w:rPr>
+          <w:rFonts w:ascii="Consolas" w:hAnsi="Consolas" w:cs="Consolas"/>
+          <w:b w:val="0"/>
+          <w:i w:val="0"/>
+          <w:sz w:val="18"/>
+        </w:rPr>
+        <w:t>ai-services/services/medical_validation_rules.py</w:t>
+      </w:r>
+      <w:r>
+        <w:rPr>
+          <w:rFonts w:ascii="Times New Roman" w:hAnsi="Times New Roman" w:cs="Times New Roman"/>
+          <w:b w:val="0"/>
+          <w:i w:val="0"/>
+          <w:sz w:val="24"/>
+        </w:rPr>
+        <w:t xml:space="preserve"> (líneas 113-134):</w:t>
+      </w:r>
+    </w:p>
+    <w:p>
+      <w:pPr>
+        <w:spacing w:after="0" w:before="0"/>
+      </w:pPr>
+      <w:r>
+        <w:rPr>
+          <w:rFonts w:ascii="Consolas" w:hAnsi="Consolas" w:cs="Consolas"/>
+          <w:b w:val="0"/>
+          <w:i w:val="0"/>
+          <w:sz w:val="18"/>
+        </w:rPr>
+        <w:t xml:space="preserve">    def validate_prediction(</w:t>
+      </w:r>
+    </w:p>
+    <w:p>
+      <w:pPr>
+        <w:spacing w:after="0" w:before="0"/>
+      </w:pPr>
+      <w:r>
+        <w:rPr>
+          <w:rFonts w:ascii="Consolas" w:hAnsi="Consolas" w:cs="Consolas"/>
+          <w:b w:val="0"/>
+          <w:i w:val="0"/>
+          <w:sz w:val="18"/>
+        </w:rPr>
+        <w:t xml:space="preserve">        self,</w:t>
+      </w:r>
+    </w:p>
+    <w:p>
+      <w:pPr>
+        <w:spacing w:after="0" w:before="0"/>
+      </w:pPr>
+      <w:r>
+        <w:rPr>
+          <w:rFonts w:ascii="Consolas" w:hAnsi="Consolas" w:cs="Consolas"/>
+          <w:b w:val="0"/>
+          <w:i w:val="0"/>
+          <w:sz w:val="18"/>
+        </w:rPr>
+        <w:t xml:space="preserve">        disease: str,</w:t>
+      </w:r>
+    </w:p>
+    <w:p>
+      <w:pPr>
+        <w:spacing w:after="0" w:before="0"/>
+      </w:pPr>
+      <w:r>
+        <w:rPr>
+          <w:rFonts w:ascii="Consolas" w:hAnsi="Consolas" w:cs="Consolas"/>
+          <w:b w:val="0"/>
+          <w:i w:val="0"/>
+          <w:sz w:val="18"/>
+        </w:rPr>
+        <w:t xml:space="preserve">        symptoms: str,</w:t>
+      </w:r>
+    </w:p>
+    <w:p>
+      <w:pPr>
+        <w:spacing w:after="0" w:before="0"/>
+      </w:pPr>
+      <w:r>
+        <w:rPr>
+          <w:rFonts w:ascii="Consolas" w:hAnsi="Consolas" w:cs="Consolas"/>
+          <w:b w:val="0"/>
+          <w:i w:val="0"/>
+          <w:sz w:val="18"/>
+        </w:rPr>
+        <w:t xml:space="preserve">        age: int,</w:t>
+      </w:r>
+    </w:p>
+    <w:p>
+      <w:pPr>
+        <w:spacing w:after="0" w:before="0"/>
+      </w:pPr>
+      <w:r>
+        <w:rPr>
+          <w:rFonts w:ascii="Consolas" w:hAnsi="Consolas" w:cs="Consolas"/>
+          <w:b w:val="0"/>
+          <w:i w:val="0"/>
+          <w:sz w:val="18"/>
+        </w:rPr>
+        <w:t xml:space="preserve">        vitals: Optional[Dict[str, float]] = None,</w:t>
+      </w:r>
+    </w:p>
+    <w:p>
+      <w:pPr>
+        <w:spacing w:after="0" w:before="0"/>
+      </w:pPr>
+      <w:r>
+        <w:rPr>
+          <w:rFonts w:ascii="Consolas" w:hAnsi="Consolas" w:cs="Consolas"/>
+          <w:b w:val="0"/>
+          <w:i w:val="0"/>
+          <w:sz w:val="18"/>
+        </w:rPr>
+        <w:t xml:space="preserve">    ) -&gt; Dict[str, Any]:</w:t>
+      </w:r>
+    </w:p>
+    <w:p>
+      <w:pPr>
+        <w:spacing w:after="0" w:before="0"/>
+      </w:pPr>
+      <w:r>
+        <w:rPr>
+          <w:rFonts w:ascii="Consolas" w:hAnsi="Consolas" w:cs="Consolas"/>
+          <w:b w:val="0"/>
+          <w:i w:val="0"/>
+          <w:sz w:val="18"/>
+        </w:rPr>
+        <w:t xml:space="preserve">        """</w:t>
+      </w:r>
+    </w:p>
+    <w:p>
+      <w:pPr>
+        <w:spacing w:after="0" w:before="0"/>
+      </w:pPr>
+      <w:r>
+        <w:rPr>
+          <w:rFonts w:ascii="Consolas" w:hAnsi="Consolas" w:cs="Consolas"/>
+          <w:b w:val="0"/>
+          <w:i w:val="0"/>
+          <w:sz w:val="18"/>
+        </w:rPr>
+        <w:t xml:space="preserve">        Validate if predicted disease is plausible given symptoms, age and</w:t>
+      </w:r>
+    </w:p>
+    <w:p>
+      <w:pPr>
+        <w:spacing w:after="0" w:before="0"/>
+      </w:pPr>
+      <w:r>
+        <w:rPr>
+          <w:rFonts w:ascii="Consolas" w:hAnsi="Consolas" w:cs="Consolas"/>
+          <w:b w:val="0"/>
+          <w:i w:val="0"/>
+          <w:sz w:val="18"/>
+        </w:rPr>
+        <w:t xml:space="preserve">        (optionally) wearable vitals captured near the time of the report (Sprint 13).</w:t>
+      </w:r>
+    </w:p>
+    <w:p>
+      <w:pPr>
+        <w:spacing w:after="0" w:before="0"/>
+      </w:pPr>
+      <w:r>
+        <w:rPr>
+          <w:rFonts w:ascii="Consolas" w:hAnsi="Consolas" w:cs="Consolas"/>
+          <w:b w:val="0"/>
+          <w:i w:val="0"/>
+          <w:sz w:val="18"/>
+        </w:rPr>
+        <w:t xml:space="preserve"> </w:t>
+      </w:r>
+    </w:p>
+    <w:p>
+      <w:pPr>
+        <w:spacing w:after="0" w:before="0"/>
+      </w:pPr>
+      <w:r>
+        <w:rPr>
+          <w:rFonts w:ascii="Consolas" w:hAnsi="Consolas" w:cs="Consolas"/>
+          <w:b w:val="0"/>
+          <w:i w:val="0"/>
+          <w:sz w:val="18"/>
+        </w:rPr>
+        <w:t xml:space="preserve">        Returns:</w:t>
+      </w:r>
+    </w:p>
+    <w:p>
+      <w:pPr>
+        <w:spacing w:after="0" w:before="0"/>
+      </w:pPr>
+      <w:r>
+        <w:rPr>
+          <w:rFonts w:ascii="Consolas" w:hAnsi="Consolas" w:cs="Consolas"/>
+          <w:b w:val="0"/>
+          <w:i w:val="0"/>
+          <w:sz w:val="18"/>
+        </w:rPr>
+        <w:t xml:space="preserve">            Dict with validation status and any warnings</w:t>
+      </w:r>
+    </w:p>
+    <w:p>
+      <w:pPr>
+        <w:spacing w:after="0" w:before="0"/>
+      </w:pPr>
+      <w:r>
+        <w:rPr>
+          <w:rFonts w:ascii="Consolas" w:hAnsi="Consolas" w:cs="Consolas"/>
+          <w:b w:val="0"/>
+          <w:i w:val="0"/>
+          <w:sz w:val="18"/>
+        </w:rPr>
+        <w:t xml:space="preserve">        """</w:t>
+      </w:r>
+    </w:p>
+    <w:p>
+      <w:pPr>
+        <w:spacing w:after="0" w:before="0"/>
+      </w:pPr>
+      <w:r>
+        <w:rPr>
+          <w:rFonts w:ascii="Consolas" w:hAnsi="Consolas" w:cs="Consolas"/>
+          <w:b w:val="0"/>
+          <w:i w:val="0"/>
+          <w:sz w:val="18"/>
+        </w:rPr>
+        <w:t xml:space="preserve">        symptoms_lower = symptoms.lower()</w:t>
+      </w:r>
+    </w:p>
+    <w:p>
+      <w:pPr>
+        <w:spacing w:after="0" w:before="0"/>
+      </w:pPr>
+      <w:r>
+        <w:rPr>
+          <w:rFonts w:ascii="Consolas" w:hAnsi="Consolas" w:cs="Consolas"/>
+          <w:b w:val="0"/>
+          <w:i w:val="0"/>
+          <w:sz w:val="18"/>
+        </w:rPr>
+        <w:t xml:space="preserve"> </w:t>
+      </w:r>
+    </w:p>
+    <w:p>
+      <w:pPr>
+        <w:spacing w:after="0" w:before="0"/>
+      </w:pPr>
+      <w:r>
+        <w:rPr>
+          <w:rFonts w:ascii="Consolas" w:hAnsi="Consolas" w:cs="Consolas"/>
+          <w:b w:val="0"/>
+          <w:i w:val="0"/>
+          <w:sz w:val="18"/>
+        </w:rPr>
+        <w:t xml:space="preserve">        validation_status = {</w:t>
+      </w:r>
+    </w:p>
+    <w:p>
+      <w:pPr>
+        <w:spacing w:after="0" w:before="0"/>
+      </w:pPr>
+      <w:r>
+        <w:rPr>
+          <w:rFonts w:ascii="Consolas" w:hAnsi="Consolas" w:cs="Consolas"/>
+          <w:b w:val="0"/>
+          <w:i w:val="0"/>
+          <w:sz w:val="18"/>
+        </w:rPr>
+        <w:t xml:space="preserve">            'is_valid': True,</w:t>
+      </w:r>
+    </w:p>
+    <w:p>
+      <w:pPr>
+        <w:spacing w:after="0" w:before="0"/>
+      </w:pPr>
+      <w:r>
+        <w:rPr>
+          <w:rFonts w:ascii="Consolas" w:hAnsi="Consolas" w:cs="Consolas"/>
+          <w:b w:val="0"/>
+          <w:i w:val="0"/>
+          <w:sz w:val="18"/>
+        </w:rPr>
+        <w:t xml:space="preserve">            'warnings': [],</w:t>
+      </w:r>
+    </w:p>
+    <w:p>
+      <w:pPr>
+        <w:spacing w:after="0" w:before="0"/>
+      </w:pPr>
+      <w:r>
+        <w:rPr>
+          <w:rFonts w:ascii="Consolas" w:hAnsi="Consolas" w:cs="Consolas"/>
+          <w:b w:val="0"/>
+          <w:i w:val="0"/>
+          <w:sz w:val="18"/>
+        </w:rPr>
+        <w:t xml:space="preserve">            'confidence_adjustment': 0.0,</w:t>
+      </w:r>
+    </w:p>
+    <w:p>
+      <w:pPr>
+        <w:spacing w:after="0" w:before="0"/>
+      </w:pPr>
+      <w:r>
+        <w:rPr>
+          <w:rFonts w:ascii="Consolas" w:hAnsi="Consolas" w:cs="Consolas"/>
+          <w:b w:val="0"/>
+          <w:i w:val="0"/>
+          <w:sz w:val="18"/>
+        </w:rPr>
+        <w:t xml:space="preserve">            'urgency_escalation': False,</w:t>
+      </w:r>
+    </w:p>
+    <w:p>
+      <w:pPr>
+        <w:spacing w:after="0" w:before="0"/>
+      </w:pPr>
+      <w:r>
+        <w:rPr>
+          <w:rFonts w:ascii="Consolas" w:hAnsi="Consolas" w:cs="Consolas"/>
+          <w:b w:val="0"/>
+          <w:i w:val="0"/>
+          <w:sz w:val="18"/>
+        </w:rPr>
+        <w:t xml:space="preserve">        }</w:t>
+      </w:r>
+    </w:p>
+    <w:p/>
+    <w:p>
+      <w:pPr>
+        <w:jc w:val="both"/>
+      </w:pPr>
+      <w:r>
+        <w:rPr>
+          <w:rFonts w:ascii="Times New Roman" w:hAnsi="Times New Roman" w:cs="Times New Roman"/>
+          <w:b w:val="0"/>
+          <w:i/>
+          <w:sz w:val="24"/>
+        </w:rPr>
+        <w:t>Entregable: Modelo Random Forest entrenado</w:t>
+      </w:r>
+    </w:p>
+    <w:p>
+      <w:pPr>
+        <w:jc w:val="both"/>
+      </w:pPr>
+      <w:r>
+        <w:rPr>
+          <w:rFonts w:ascii="Consolas" w:hAnsi="Consolas" w:cs="Consolas"/>
+          <w:b w:val="0"/>
+          <w:i w:val="0"/>
+          <w:sz w:val="18"/>
+        </w:rPr>
+        <w:t>ai-services/ml_models/random_forest_model.py</w:t>
+      </w:r>
+      <w:r>
+        <w:rPr>
+          <w:rFonts w:ascii="Times New Roman" w:hAnsi="Times New Roman" w:cs="Times New Roman"/>
+          <w:b w:val="0"/>
+          <w:i w:val="0"/>
+          <w:sz w:val="24"/>
+        </w:rPr>
+        <w:t xml:space="preserve"> (líneas 128-147):</w:t>
+      </w:r>
+    </w:p>
+    <w:p>
+      <w:pPr>
+        <w:spacing w:after="0" w:before="0"/>
+      </w:pPr>
+      <w:r>
+        <w:rPr>
+          <w:rFonts w:ascii="Consolas" w:hAnsi="Consolas" w:cs="Consolas"/>
+          <w:b w:val="0"/>
+          <w:i w:val="0"/>
+          <w:sz w:val="18"/>
+        </w:rPr>
+        <w:t xml:space="preserve">    def train(self, X: np.ndarray, y: np.ndarray, test_size: float = 0.2):</w:t>
+      </w:r>
+    </w:p>
+    <w:p>
+      <w:pPr>
+        <w:spacing w:after="0" w:before="0"/>
+      </w:pPr>
+      <w:r>
+        <w:rPr>
+          <w:rFonts w:ascii="Consolas" w:hAnsi="Consolas" w:cs="Consolas"/>
+          <w:b w:val="0"/>
+          <w:i w:val="0"/>
+          <w:sz w:val="18"/>
+        </w:rPr>
+        <w:t xml:space="preserve">        """</w:t>
+      </w:r>
+    </w:p>
+    <w:p>
+      <w:pPr>
+        <w:spacing w:after="0" w:before="0"/>
+      </w:pPr>
+      <w:r>
+        <w:rPr>
+          <w:rFonts w:ascii="Consolas" w:hAnsi="Consolas" w:cs="Consolas"/>
+          <w:b w:val="0"/>
+          <w:i w:val="0"/>
+          <w:sz w:val="18"/>
+        </w:rPr>
+        <w:t xml:space="preserve">        Train Random Forest model</w:t>
+      </w:r>
+    </w:p>
+    <w:p>
+      <w:pPr>
+        <w:spacing w:after="0" w:before="0"/>
+      </w:pPr>
+      <w:r>
+        <w:rPr>
+          <w:rFonts w:ascii="Consolas" w:hAnsi="Consolas" w:cs="Consolas"/>
+          <w:b w:val="0"/>
+          <w:i w:val="0"/>
+          <w:sz w:val="18"/>
+        </w:rPr>
+        <w:t xml:space="preserve">        </w:t>
+      </w:r>
+    </w:p>
+    <w:p>
+      <w:pPr>
+        <w:spacing w:after="0" w:before="0"/>
+      </w:pPr>
+      <w:r>
+        <w:rPr>
+          <w:rFonts w:ascii="Consolas" w:hAnsi="Consolas" w:cs="Consolas"/>
+          <w:b w:val="0"/>
+          <w:i w:val="0"/>
+          <w:sz w:val="18"/>
+        </w:rPr>
+        <w:t xml:space="preserve">        Args:</w:t>
+      </w:r>
+    </w:p>
+    <w:p>
+      <w:pPr>
+        <w:spacing w:after="0" w:before="0"/>
+      </w:pPr>
+      <w:r>
+        <w:rPr>
+          <w:rFonts w:ascii="Consolas" w:hAnsi="Consolas" w:cs="Consolas"/>
+          <w:b w:val="0"/>
+          <w:i w:val="0"/>
+          <w:sz w:val="18"/>
+        </w:rPr>
+        <w:t xml:space="preserve">            X: Feature matrix</w:t>
+      </w:r>
+    </w:p>
+    <w:p>
+      <w:pPr>
+        <w:spacing w:after="0" w:before="0"/>
+      </w:pPr>
+      <w:r>
+        <w:rPr>
+          <w:rFonts w:ascii="Consolas" w:hAnsi="Consolas" w:cs="Consolas"/>
+          <w:b w:val="0"/>
+          <w:i w:val="0"/>
+          <w:sz w:val="18"/>
+        </w:rPr>
+        <w:t xml:space="preserve">            y: Labels</w:t>
+      </w:r>
+    </w:p>
+    <w:p>
+      <w:pPr>
+        <w:spacing w:after="0" w:before="0"/>
+      </w:pPr>
+      <w:r>
+        <w:rPr>
+          <w:rFonts w:ascii="Consolas" w:hAnsi="Consolas" w:cs="Consolas"/>
+          <w:b w:val="0"/>
+          <w:i w:val="0"/>
+          <w:sz w:val="18"/>
+        </w:rPr>
+        <w:t xml:space="preserve">            test_size: Proportion of test set</w:t>
+      </w:r>
+    </w:p>
+    <w:p>
+      <w:pPr>
+        <w:spacing w:after="0" w:before="0"/>
+      </w:pPr>
+      <w:r>
+        <w:rPr>
+          <w:rFonts w:ascii="Consolas" w:hAnsi="Consolas" w:cs="Consolas"/>
+          <w:b w:val="0"/>
+          <w:i w:val="0"/>
+          <w:sz w:val="18"/>
+        </w:rPr>
+        <w:t xml:space="preserve">        """</w:t>
+      </w:r>
+    </w:p>
+    <w:p>
+      <w:pPr>
+        <w:spacing w:after="0" w:before="0"/>
+      </w:pPr>
+      <w:r>
+        <w:rPr>
+          <w:rFonts w:ascii="Consolas" w:hAnsi="Consolas" w:cs="Consolas"/>
+          <w:b w:val="0"/>
+          <w:i w:val="0"/>
+          <w:sz w:val="18"/>
+        </w:rPr>
+        <w:t xml:space="preserve">        X_train, X_test, y_train, y_test = train_test_split(</w:t>
+      </w:r>
+    </w:p>
+    <w:p>
+      <w:pPr>
+        <w:spacing w:after="0" w:before="0"/>
+      </w:pPr>
+      <w:r>
+        <w:rPr>
+          <w:rFonts w:ascii="Consolas" w:hAnsi="Consolas" w:cs="Consolas"/>
+          <w:b w:val="0"/>
+          <w:i w:val="0"/>
+          <w:sz w:val="18"/>
+        </w:rPr>
+        <w:t xml:space="preserve">            X, y, test_size=test_size, random_state=self.random_state, stratify=y</w:t>
+      </w:r>
+    </w:p>
+    <w:p>
+      <w:pPr>
+        <w:spacing w:after="0" w:before="0"/>
+      </w:pPr>
+      <w:r>
+        <w:rPr>
+          <w:rFonts w:ascii="Consolas" w:hAnsi="Consolas" w:cs="Consolas"/>
+          <w:b w:val="0"/>
+          <w:i w:val="0"/>
+          <w:sz w:val="18"/>
+        </w:rPr>
+        <w:t xml:space="preserve">        )</w:t>
+      </w:r>
+    </w:p>
+    <w:p>
+      <w:pPr>
+        <w:spacing w:after="0" w:before="0"/>
+      </w:pPr>
+      <w:r>
+        <w:rPr>
+          <w:rFonts w:ascii="Consolas" w:hAnsi="Consolas" w:cs="Consolas"/>
+          <w:b w:val="0"/>
+          <w:i w:val="0"/>
+          <w:sz w:val="18"/>
+        </w:rPr>
+        <w:t xml:space="preserve">        </w:t>
+      </w:r>
+    </w:p>
+    <w:p>
+      <w:pPr>
+        <w:spacing w:after="0" w:before="0"/>
+      </w:pPr>
+      <w:r>
+        <w:rPr>
+          <w:rFonts w:ascii="Consolas" w:hAnsi="Consolas" w:cs="Consolas"/>
+          <w:b w:val="0"/>
+          <w:i w:val="0"/>
+          <w:sz w:val="18"/>
+        </w:rPr>
+        <w:t xml:space="preserve">        print(f"Training Random Forest with {self.n_estimators} trees...")</w:t>
+      </w:r>
+    </w:p>
+    <w:p>
+      <w:pPr>
+        <w:spacing w:after="0" w:before="0"/>
+      </w:pPr>
+      <w:r>
+        <w:rPr>
+          <w:rFonts w:ascii="Consolas" w:hAnsi="Consolas" w:cs="Consolas"/>
+          <w:b w:val="0"/>
+          <w:i w:val="0"/>
+          <w:sz w:val="18"/>
+        </w:rPr>
+        <w:t xml:space="preserve">        self.model.fit(X_train, y_train)</w:t>
+      </w:r>
+    </w:p>
+    <w:p>
+      <w:pPr>
+        <w:spacing w:after="0" w:before="0"/>
+      </w:pPr>
+      <w:r>
+        <w:rPr>
+          <w:rFonts w:ascii="Consolas" w:hAnsi="Consolas" w:cs="Consolas"/>
+          <w:b w:val="0"/>
+          <w:i w:val="0"/>
+          <w:sz w:val="18"/>
+        </w:rPr>
+        <w:t xml:space="preserve">        </w:t>
+      </w:r>
+    </w:p>
+    <w:p>
+      <w:pPr>
+        <w:spacing w:after="0" w:before="0"/>
+      </w:pPr>
+      <w:r>
+        <w:rPr>
+          <w:rFonts w:ascii="Consolas" w:hAnsi="Consolas" w:cs="Consolas"/>
+          <w:b w:val="0"/>
+          <w:i w:val="0"/>
+          <w:sz w:val="18"/>
+        </w:rPr>
+        <w:t xml:space="preserve">        # Evaluate</w:t>
+      </w:r>
+    </w:p>
+    <w:p>
+      <w:pPr>
+        <w:spacing w:after="0" w:before="0"/>
+      </w:pPr>
+      <w:r>
+        <w:rPr>
+          <w:rFonts w:ascii="Consolas" w:hAnsi="Consolas" w:cs="Consolas"/>
+          <w:b w:val="0"/>
+          <w:i w:val="0"/>
+          <w:sz w:val="18"/>
+        </w:rPr>
+        <w:t xml:space="preserve">        train_score = self.model.score(X_train, y_train)</w:t>
+      </w:r>
+    </w:p>
+    <w:p>
+      <w:pPr>
+        <w:spacing w:after="0" w:before="0"/>
+      </w:pPr>
+      <w:r>
+        <w:rPr>
+          <w:rFonts w:ascii="Consolas" w:hAnsi="Consolas" w:cs="Consolas"/>
+          <w:b w:val="0"/>
+          <w:i w:val="0"/>
+          <w:sz w:val="18"/>
+        </w:rPr>
+        <w:t xml:space="preserve">        test_score = self.model.score(X_test, y_test)</w:t>
+      </w:r>
+    </w:p>
+    <w:p>
+      <w:pPr>
+        <w:spacing w:after="0" w:before="0"/>
+      </w:pPr>
+      <w:r>
+        <w:rPr>
+          <w:rFonts w:ascii="Consolas" w:hAnsi="Consolas" w:cs="Consolas"/>
+          <w:b w:val="0"/>
+          <w:i w:val="0"/>
+          <w:sz w:val="18"/>
+        </w:rPr>
+        <w:t xml:space="preserve">        oob_score = self.model.oob_score_</w:t>
+      </w:r>
+    </w:p>
+    <w:p/>
+    <w:p>
+      <w:pPr>
         <w:spacing w:before="240" w:after="120"/>
       </w:pPr>
       <w:r>
